--- a/binaries/lec_00_0_preface.docx
+++ b/binaries/lec_00_0_preface.docx
@@ -2262,7 +2262,7 @@
         <w:pStyle w:val="BodyText"/>
       </w:pPr>
       <w:r>
-        <w:t xml:space="preserve">Finally, I would like to thank my family: my wife Ravit, and my children Alma and Goren.</w:t>
+        <w:t xml:space="preserve">Finally, I would like to thank my family: my wife Ravit, and my children Alma and Aria.</w:t>
       </w:r>
       <w:r>
         <w:t xml:space="preserve"> </w:t>
